--- a/pr-preview/pr-435/logistic-inference-handout-tracked-changes.docx
+++ b/pr-preview/pr-435/logistic-inference-handout-tracked-changes.docx
@@ -16,7 +16,7 @@
       </w:pPr>
       <w:del w:id="1" w:author="PR Preview" w:date="2026-01-01T00:00:00Z">
         <w:r>
-          <w:delText xml:space="preserve">Last modified: 2026-10-22 14:07:34 (PDT)</w:delText>
+          <w:delText xml:space="preserve">Last modified: 2026-10-22 16:10:27 (PDT)</w:delText>
         </w:r>
       </w:del>
     </w:p>
@@ -26,7 +26,7 @@
       </w:pPr>
       <w:ins w:id="2" w:author="PR Preview" w:date="2026-01-01T00:00:00Z">
         <w:r>
-          <w:t xml:space="preserve">Last modified: 2026-10-22 14:16:35 (PDT)</w:t>
+          <w:t xml:space="preserve">Last modified: 2026-10-22 16:14:19 (PDT)</w:t>
         </w:r>
       </w:ins>
     </w:p>
@@ -1101,7 +1101,7 @@
       <w:bookmarkStart w:id="15" w:name="eq-deviance"/>
       <w:r>
         <w:t xml:space="preserve">$$
-    D\stackrel{\text{def}}{=}-2 \, {\ell\mathopen{}\left(\hat{\mathord{\smash[b]{\underset{\raise.3ex\hbox{$\scriptstyle\sim$}}{\beta}}\vphantom{\beta}}}\right)\mathclose{}}
+    \operatorname{dev}\stackrel{\text{def}}{=}-2 \, {\ell\mathopen{}\left(\hat{\mathord{\smash[b]{\underset{\raise.3ex\hbox{$\scriptstyle\sim$}}{\beta}}\vphantom{\beta}}}\right)\mathclose{}}
     = -2 \sum_{i=1}^n\mathopen{}\left\{y_i\ln \hat\pi_i + \mathopen{}\left(1 - y_i\right)\mathclose{} {\ln\mathopen{}\left(1 - \hat\pi_i\right)\mathclose{}}\right\}\mathclose{},
      \qquad(2)$$</w:t>
       </w:r>
@@ -1684,7 +1684,10 @@
       </w:r>
       <m:oMath>
         <m:r>
-          <m:t>D</m:t>
+          <m:rPr>
+            <m:sty m:val="p"/>
+          </m:rPr>
+          <m:t>dev</m:t>
         </m:r>
         <m:r>
           <m:rPr>
@@ -1809,7 +1812,10 @@
       </w:r>
       <m:oMath>
         <m:r>
-          <m:t>D</m:t>
+          <m:rPr>
+            <m:sty m:val="p"/>
+          </m:rPr>
+          <m:t>dev</m:t>
         </m:r>
       </m:oMath>
       <w:r>
@@ -1885,7 +1891,10 @@
           <m:sSub>
             <m:e>
               <m:r>
-                <m:t>D</m:t>
+                <m:rPr>
+                  <m:sty m:val="p"/>
+                </m:rPr>
+                <m:t>dev</m:t>
               </m:r>
             </m:e>
             <m:sub>
@@ -2186,7 +2195,10 @@
         <m:sSub>
           <m:e>
             <m:r>
-              <m:t>D</m:t>
+              <m:rPr>
+                <m:sty m:val="p"/>
+              </m:rPr>
+              <m:t>dev</m:t>
             </m:r>
           </m:e>
           <m:sub>
@@ -2444,7 +2456,10 @@
         <m:sSub>
           <m:e>
             <m:r>
-              <m:t>D</m:t>
+              <m:rPr>
+                <m:sty m:val="p"/>
+              </m:rPr>
+              <m:t>dev</m:t>
             </m:r>
           </m:e>
           <m:sub>
@@ -2633,7 +2648,10 @@
         <m:sSub>
           <m:e>
             <m:r>
-              <m:t>D</m:t>
+              <m:rPr>
+                <m:sty m:val="p"/>
+              </m:rPr>
+              <m:t>dev</m:t>
             </m:r>
           </m:e>
           <m:sub>
@@ -2671,7 +2689,10 @@
       </w:r>
       <m:oMath>
         <m:r>
-          <m:t>D</m:t>
+          <m:rPr>
+            <m:sty m:val="p"/>
+          </m:rPr>
+          <m:t>dev</m:t>
         </m:r>
       </m:oMath>
       <w:r>
@@ -2793,7 +2814,10 @@
           <m:sSub>
             <m:e>
               <m:r>
-                <m:t>D</m:t>
+                <m:rPr>
+                  <m:sty m:val="p"/>
+                </m:rPr>
+                <m:t>dev</m:t>
               </m:r>
             </m:e>
             <m:sub>
@@ -2809,7 +2833,10 @@
             <m:t>−</m:t>
           </m:r>
           <m:r>
-            <m:t>D</m:t>
+            <m:rPr>
+              <m:sty m:val="p"/>
+            </m:rPr>
+            <m:t>dev</m:t>
           </m:r>
           <m:r>
             <m:rPr>
@@ -3013,7 +3040,10 @@
           <m:t>−</m:t>
         </m:r>
         <m:r>
-          <m:t>D</m:t>
+          <m:rPr>
+            <m:sty m:val="p"/>
+          </m:rPr>
+          <m:t>dev</m:t>
         </m:r>
         <m:r>
           <m:rPr>
@@ -3088,7 +3118,10 @@
         <m:sSub>
           <m:e>
             <m:r>
-              <m:t>D</m:t>
+              <m:rPr>
+                <m:sty m:val="p"/>
+              </m:rPr>
+              <m:t>dev</m:t>
             </m:r>
           </m:e>
           <m:sub>
@@ -3153,7 +3186,10 @@
               <m:t>−</m:t>
             </m:r>
             <m:r>
-              <m:t>D</m:t>
+              <m:rPr>
+                <m:sty m:val="p"/>
+              </m:rPr>
+              <m:t>dev</m:t>
             </m:r>
             <m:r>
               <m:rPr>
@@ -3173,7 +3209,10 @@
             <m:sSub>
               <m:e>
                 <m:r>
-                  <m:t>D</m:t>
+                  <m:rPr>
+                    <m:sty m:val="p"/>
+                  </m:rPr>
+                  <m:t>dev</m:t>
                 </m:r>
               </m:e>
               <m:sub>
@@ -3205,7 +3244,10 @@
         <m:sSub>
           <m:e>
             <m:r>
-              <m:t>D</m:t>
+              <m:rPr>
+                <m:sty m:val="p"/>
+              </m:rPr>
+              <m:t>dev</m:t>
             </m:r>
           </m:e>
           <m:sub>
@@ -3221,7 +3263,10 @@
           <m:t>−</m:t>
         </m:r>
         <m:r>
-          <m:t>D</m:t>
+          <m:rPr>
+            <m:sty m:val="p"/>
+          </m:rPr>
+          <m:t>dev</m:t>
         </m:r>
       </m:oMath>
       <w:r>
@@ -3415,7 +3460,10 @@
         <m:sSub>
           <m:e>
             <m:r>
-              <m:t>D</m:t>
+              <m:rPr>
+                <m:sty m:val="p"/>
+              </m:rPr>
+              <m:t>dev</m:t>
             </m:r>
           </m:e>
           <m:sub>
@@ -3431,7 +3479,10 @@
           <m:t>−</m:t>
         </m:r>
         <m:r>
-          <m:t>D</m:t>
+          <m:rPr>
+            <m:sty m:val="p"/>
+          </m:rPr>
+          <m:t>dev</m:t>
         </m:r>
       </m:oMath>
       <w:r>
@@ -6725,7 +6776,7 @@
       <w:bookmarkStart w:id="46" w:name="eq-saturated-deviance"/>
       <w:r>
         <w:t xml:space="preserve">$$
-    D_{\mathrm{sat}}= 2 \mathopen{}\left(\ell_{\mathrm{sat}}- {\ell\mathopen{}\left(\hat{\mathord{\smash[b]{\underset{\raise.3ex\hbox{$\scriptstyle\sim$}}{\beta}}\vphantom{\beta}}}\right)\mathclose{}}\right)\mathclose{}.
+    \operatorname{dev}_{\mathrm{sat}}= 2 \mathopen{}\left(\ell_{\mathrm{sat}}- {\ell\mathopen{}\left(\hat{\mathord{\smash[b]{\underset{\raise.3ex\hbox{$\scriptstyle\sim$}}{\beta}}\vphantom{\beta}}}\right)\mathclose{}}\right)\mathclose{}.
      \qquad(5)$$</w:t>
       </w:r>
       <w:bookmarkEnd w:id="46"/>
@@ -6807,7 +6858,10 @@
           <m:sSub>
             <m:e>
               <m:r>
-                <m:t>D</m:t>
+                <m:rPr>
+                  <m:sty m:val="p"/>
+                </m:rPr>
+                <m:t>dev</m:t>
               </m:r>
             </m:e>
             <m:sub>
@@ -7927,7 +7981,10 @@
         </m:oMathParaPr>
         <m:oMath>
           <m:r>
-            <m:t>D</m:t>
+            <m:rPr>
+              <m:sty m:val="p"/>
+            </m:rPr>
+            <m:t>dev</m:t>
           </m:r>
           <m:r>
             <m:rPr>
@@ -7938,7 +7995,10 @@
           <m:sSub>
             <m:e>
               <m:r>
-                <m:t>D</m:t>
+                <m:rPr>
+                  <m:sty m:val="p"/>
+                </m:rPr>
+                <m:t>dev</m:t>
               </m:r>
             </m:e>
             <m:sub>
@@ -8040,7 +8100,7 @@
         <w:t xml:space="preserve"> </w:t>
       </w:r>
       <w:r>
-        <w:t xml:space="preserve">$D= -2 {\ell\mathopen{}\left(\hat{\mathord{\smash[b]{\underset{\raise.3ex\hbox{$\scriptstyle\sim$}}{\beta}}\vphantom{\beta}}}\right)\mathclose{}}$</w:t>
+        <w:t xml:space="preserve">$\operatorname{dev}= -2 {\ell\mathopen{}\left(\hat{\mathord{\smash[b]{\underset{\raise.3ex\hbox{$\scriptstyle\sim$}}{\beta}}\vphantom{\beta}}}\right)\mathclose{}}$</w:t>
       </w:r>
       <w:r>
         <w:t xml:space="preserve">.</w:t>
@@ -8086,7 +8146,7 @@
         <w:t xml:space="preserve"> </w:t>
       </w:r>
       <w:r>
-        <w:t xml:space="preserve">$D_{\mathrm{sat}}= 2 \ell_{\mathrm{sat}}- 2 {\ell\mathopen{}\left(\hat{\mathord{\smash[b]{\underset{\raise.3ex\hbox{$\scriptstyle\sim$}}{\beta}}\vphantom{\beta}}}\right)\mathclose{}}$</w:t>
+        <w:t xml:space="preserve">$\operatorname{dev}_{\mathrm{sat}}= 2 \ell_{\mathrm{sat}}- 2 {\ell\mathopen{}\left(\hat{\mathord{\smash[b]{\underset{\raise.3ex\hbox{$\scriptstyle\sim$}}{\beta}}\vphantom{\beta}}}\right)\mathclose{}}$</w:t>
       </w:r>
       <w:r>
         <w:t xml:space="preserve">.</w:t>
@@ -8101,7 +8161,7 @@
         <w:t xml:space="preserve"> </w:t>
       </w:r>
       <w:r>
-        <w:t xml:space="preserve">$D= -2 {\ell\mathopen{}\left(\hat{\mathord{\smash[b]{\underset{\raise.3ex\hbox{$\scriptstyle\sim$}}{\beta}}\vphantom{\beta}}}\right)\mathclose{}}$</w:t>
+        <w:t xml:space="preserve">$\operatorname{dev}= -2 {\ell\mathopen{}\left(\hat{\mathord{\smash[b]{\underset{\raise.3ex\hbox{$\scriptstyle\sim$}}{\beta}}\vphantom{\beta}}}\right)\mathclose{}}$</w:t>
       </w:r>
       <w:r>
         <w:t xml:space="preserve"> </w:t>
@@ -8116,7 +8176,10 @@
         <m:sSub>
           <m:e>
             <m:r>
-              <m:t>D</m:t>
+              <m:rPr>
+                <m:sty m:val="p"/>
+              </m:rPr>
+              <m:t>dev</m:t>
             </m:r>
           </m:e>
           <m:sub>
@@ -8183,7 +8246,10 @@
           <m:t>+</m:t>
         </m:r>
         <m:r>
-          <m:t>D</m:t>
+          <m:rPr>
+            <m:sty m:val="p"/>
+          </m:rPr>
+          <m:t>dev</m:t>
         </m:r>
       </m:oMath>
       <w:r>
@@ -8338,7 +8404,10 @@
       </w:r>
       <m:oMath>
         <m:r>
-          <m:t>D</m:t>
+          <m:rPr>
+            <m:sty m:val="p"/>
+          </m:rPr>
+          <m:t>dev</m:t>
         </m:r>
       </m:oMath>
       <w:r>
@@ -8354,7 +8423,10 @@
         <m:sSub>
           <m:e>
             <m:r>
-              <m:t>D</m:t>
+              <m:rPr>
+                <m:sty m:val="p"/>
+              </m:rPr>
+              <m:t>dev</m:t>
             </m:r>
           </m:e>
           <m:sub>
@@ -8439,7 +8511,10 @@
         <m:sSub>
           <m:e>
             <m:r>
-              <m:t>D</m:t>
+              <m:rPr>
+                <m:sty m:val="p"/>
+              </m:rPr>
+              <m:t>dev</m:t>
             </m:r>
           </m:e>
           <m:sub>
@@ -8470,7 +8545,10 @@
           <m:t>=</m:t>
         </m:r>
         <m:r>
-          <m:t>D</m:t>
+          <m:rPr>
+            <m:sty m:val="p"/>
+          </m:rPr>
+          <m:t>dev</m:t>
         </m:r>
       </m:oMath>
       <w:r>
@@ -9433,7 +9511,10 @@
         <m:sSub>
           <m:e>
             <m:r>
-              <m:t>D</m:t>
+              <m:rPr>
+                <m:sty m:val="p"/>
+              </m:rPr>
+              <m:t>dev</m:t>
             </m:r>
           </m:e>
           <m:sub>
@@ -9484,7 +9565,10 @@
       </w:r>
       <m:oMath>
         <m:r>
-          <m:t>D</m:t>
+          <m:rPr>
+            <m:sty m:val="p"/>
+          </m:rPr>
+          <m:t>dev</m:t>
         </m:r>
         <m:r>
           <m:rPr>
@@ -9558,7 +9642,10 @@
       </w:r>
       <m:oMath>
         <m:r>
-          <m:t>D</m:t>
+          <m:rPr>
+            <m:sty m:val="p"/>
+          </m:rPr>
+          <m:t>dev</m:t>
         </m:r>
         <m:r>
           <m:rPr>
@@ -9569,7 +9656,10 @@
         <m:sSub>
           <m:e>
             <m:r>
-              <m:t>D</m:t>
+              <m:rPr>
+                <m:sty m:val="p"/>
+              </m:rPr>
+              <m:t>dev</m:t>
             </m:r>
           </m:e>
           <m:sub>
